--- a/resume.docx
+++ b/resume.docx
@@ -102,7 +102,7 @@
             <w:color w:val="0E6E55"/>
             <w:sz w:val="19"/>
           </w:rPr>
-          <w:t xml:space="preserve">Portfolio</w:t>
+          <w:t xml:space="preserve">nitishshakya.com.np</w:t>
         </w:r>
       </w:hyperlink>
     </w:p>
